--- a/docs/KICH_BAN_TEST.docx
+++ b/docs/KICH_BAN_TEST.docx
@@ -539,7 +539,7 @@
           <w:sz w:val="21"/>
           <w:szCs w:val="21"/>
         </w:rPr>
-        <w:t>Trợ lý không có cơ sở dữ liệu riêng; nó đọc API của hệ EPL. Nên phải bật EPL trước.</w:t>
+        <w:t>Trợ lý không có cơ sở dữ liệu riêng; nó đọc API của hệ EPL. Mặc định nó hỏi máy chủ đã host ở cổng 1506 — máy chủ này chạy vĩnh viễn nên không cần bật gì thêm trên máy mình.</w:t>
       </w:r>
     </w:p>
     <w:tbl>
@@ -657,47 +657,7 @@
                 <w:sz w:val="19"/>
                 <w:szCs w:val="19"/>
               </w:rPr>
-              <w:t>Hệ EPL (bắt buộc)</w:t>
-            </w:r>
-          </w:p>
-        </w:tc>
-        <w:tc>
-          <w:tcPr>
-            <w:tcW w:type="dxa" w:w="2436"/>
-          </w:tcPr>
-          <w:p>
-            <w:pPr>
-              <w:spacing w:after="40"/>
-            </w:pPr>
-            <w:r>
-              <w:rPr>
-                <w:rFonts w:ascii="Consolas" w:hAnsi="Consolas" w:cs="Consolas" w:eastAsia="Consolas"/>
-                <w:b w:val="0"/>
-                <w:color w:val="B03030"/>
-                <w:sz w:val="18"/>
-                <w:szCs w:val="18"/>
-              </w:rPr>
-              <w:t>EPL_System</w:t>
-            </w:r>
-          </w:p>
-        </w:tc>
-        <w:tc>
-          <w:tcPr>
-            <w:tcW w:type="dxa" w:w="2436"/>
-          </w:tcPr>
-          <w:p>
-            <w:pPr>
-              <w:spacing w:after="40"/>
-            </w:pPr>
-            <w:r>
-              <w:rPr>
-                <w:rFonts w:ascii="Consolas" w:hAnsi="Consolas" w:cs="Consolas" w:eastAsia="Consolas"/>
-                <w:b w:val="0"/>
-                <w:color w:val="B03030"/>
-                <w:sz w:val="18"/>
-                <w:szCs w:val="18"/>
-              </w:rPr>
-              <w:t>python -m uvicorn backend.app.main:app --host 0.0.0.0 --port 8001 --no-access-log</w:t>
+              <w:t>Hệ EPL đã host (luôn sống)</w:t>
             </w:r>
           </w:p>
         </w:tc>
@@ -716,7 +676,55 @@
                 <w:sz w:val="19"/>
                 <w:szCs w:val="19"/>
               </w:rPr>
-              <w:t>http://localhost:8001</w:t>
+              <w:t>—</w:t>
+            </w:r>
+          </w:p>
+        </w:tc>
+        <w:tc>
+          <w:tcPr>
+            <w:tcW w:type="dxa" w:w="2436"/>
+          </w:tcPr>
+          <w:p>
+            <w:pPr>
+              <w:spacing w:after="40"/>
+            </w:pPr>
+            <w:r>
+              <w:rPr>
+                <w:rFonts w:ascii="Calibri" w:hAnsi="Calibri" w:cs="Calibri" w:eastAsia="Calibri"/>
+                <w:b w:val="0"/>
+                <w:sz w:val="19"/>
+                <w:szCs w:val="19"/>
+              </w:rPr>
+              <w:t xml:space="preserve">không cần bật; kiểm bằng </w:t>
+            </w:r>
+            <w:r>
+              <w:rPr>
+                <w:rFonts w:ascii="Consolas" w:hAnsi="Consolas" w:cs="Consolas" w:eastAsia="Consolas"/>
+                <w:b w:val="0"/>
+                <w:color w:val="B03030"/>
+                <w:sz w:val="18"/>
+                <w:szCs w:val="18"/>
+              </w:rPr>
+              <w:t>/api/health</w:t>
+            </w:r>
+          </w:p>
+        </w:tc>
+        <w:tc>
+          <w:tcPr>
+            <w:tcW w:type="dxa" w:w="2436"/>
+          </w:tcPr>
+          <w:p>
+            <w:pPr>
+              <w:spacing w:after="40"/>
+            </w:pPr>
+            <w:r>
+              <w:rPr>
+                <w:rFonts w:ascii="Calibri" w:hAnsi="Calibri" w:cs="Calibri" w:eastAsia="Calibri"/>
+                <w:b w:val="0"/>
+                <w:sz w:val="19"/>
+                <w:szCs w:val="19"/>
+              </w:rPr>
+              <w:t>http://senvangsolutions.com:1506</w:t>
             </w:r>
           </w:p>
         </w:tc>
@@ -876,7 +884,16 @@
                 <w:sz w:val="18"/>
                 <w:szCs w:val="18"/>
               </w:rPr>
-              <w:t>python chay.py --api http://127.0.0.1:8001 --cong 8099</w:t>
+              <w:t>python chay.py --cong 8081</w:t>
+            </w:r>
+            <w:r>
+              <w:rPr>
+                <w:rFonts w:ascii="Calibri" w:hAnsi="Calibri" w:cs="Calibri" w:eastAsia="Calibri"/>
+                <w:b w:val="0"/>
+                <w:sz w:val="19"/>
+                <w:szCs w:val="19"/>
+              </w:rPr>
+              <w:t xml:space="preserve"> (8080 thường bị Apache giữ)</w:t>
             </w:r>
           </w:p>
         </w:tc>
@@ -895,7 +912,7 @@
                 <w:sz w:val="19"/>
                 <w:szCs w:val="19"/>
               </w:rPr>
-              <w:t>http://localhost:8099</w:t>
+              <w:t>http://localhost:8081</w:t>
             </w:r>
           </w:p>
         </w:tc>
@@ -1525,7 +1542,7 @@
                 <w:sz w:val="19"/>
                 <w:szCs w:val="19"/>
               </w:rPr>
-              <w:t>Bật máy chủ EPL</w:t>
+              <w:t>Kiểm máy chủ EPL đã host</w:t>
             </w:r>
           </w:p>
         </w:tc>
@@ -1544,7 +1561,7 @@
                 <w:sz w:val="19"/>
                 <w:szCs w:val="19"/>
               </w:rPr>
-              <w:t>Ở D:\Demo_Lao\EPL_System chạy: python -m uvicorn backend.app.main:app --host 0.0.0.0 --port 8001 --no-access-log</w:t>
+              <w:t>Mở http://senvangsolutions.com:1506/api/health — trợ lý mặc định hỏi máy chủ này, không cần bật gì trên máy mình</w:t>
             </w:r>
           </w:p>
         </w:tc>
@@ -1563,7 +1580,7 @@
                 <w:sz w:val="19"/>
                 <w:szCs w:val="19"/>
               </w:rPr>
-              <w:t>Log hiện 'Application startup complete'. Mở http://localhost:8001 thấy hệ EPL.</w:t>
+              <w:t>Trả về {"status":"ok"}. Nếu không mở được thì kiểm đường mạng trước khi làm tiếp.</w:t>
             </w:r>
           </w:p>
         </w:tc>
@@ -3673,7 +3690,7 @@
                 <w:sz w:val="19"/>
                 <w:szCs w:val="19"/>
               </w:rPr>
-              <w:t>Tắt máy chủ EPL giữa chừng</w:t>
+              <w:t>Mất kết nối tới máy chủ EPL</w:t>
             </w:r>
           </w:p>
         </w:tc>
@@ -3692,7 +3709,7 @@
                 <w:sz w:val="19"/>
                 <w:szCs w:val="19"/>
               </w:rPr>
-              <w:t>Tắt cửa sổ chạy EPL (cổng 8001), rồi hỏi một câu bất kỳ</w:t>
+              <w:t>Bật trợ lý với --api trỏ vào một cổng KHÔNG có gì chạy (ví dụ python chay.py --api http://127.0.0.1:8001 khi chưa bật uvicorn), rồi hỏi một câu bất kỳ</w:t>
             </w:r>
           </w:p>
         </w:tc>
@@ -3711,7 +3728,7 @@
                 <w:sz w:val="19"/>
                 <w:szCs w:val="19"/>
               </w:rPr>
-              <w:t>Đầu trang hiện 'Không nối được hệ thống EPL'; câu trả lời nói không lấy được dữ liệu — KHÔNG bịa số. Bật lại EPL thì hỏi lại chạy bình thường.</w:t>
+              <w:t>Đầu trang hiện 'Không nối được hệ thống EPL'; câu trả lời nói không lấy được dữ liệu — KHÔNG bịa số. Chạy lại trợ lý không có --api (về 1506) thì hỏi lại chạy bình thường.</w:t>
             </w:r>
           </w:p>
         </w:tc>
@@ -5957,7 +5974,7 @@
           <w:sz w:val="30"/>
           <w:szCs w:val="30"/>
         </w:rPr>
-        <w:t>8. Số liệu tham chiếu (12/09/2026)</w:t>
+        <w:t>8. Số liệu tham chiếu (đọc từ hệ thật lúc 13:37 13/09/2026)</w:t>
       </w:r>
     </w:p>
     <w:p>
@@ -5971,7 +5988,7 @@
           <w:sz w:val="21"/>
           <w:szCs w:val="21"/>
         </w:rPr>
-        <w:t xml:space="preserve">Số liệu của bộ dữ liệu demo lúc soạn tài liệu. Dữ liệu đổi thì các con số này đổi theo — dùng để biết </w:t>
+        <w:t xml:space="preserve">Số liệu của bộ dữ liệu demo lúc SINH tài liệu này. Dữ liệu được làm tươi trước mỗi buổi demo, nên hãy sinh lại tài liệu cùng ngày kiểm — hoặc dùng bảng này để biết </w:t>
       </w:r>
       <w:r>
         <w:rPr>
@@ -5990,7 +6007,7 @@
           <w:sz w:val="21"/>
           <w:szCs w:val="21"/>
         </w:rPr>
-        <w:t xml:space="preserve"> có đúng không, còn con số chính xác thì đối chiếu màn hình gốc.</w:t>
+        <w:t>, còn con số chính xác thì đối chiếu màn hình gốc.</w:t>
       </w:r>
     </w:p>
     <w:tbl>
@@ -6064,7 +6081,47 @@
                 <w:sz w:val="19"/>
                 <w:szCs w:val="19"/>
               </w:rPr>
-              <w:t>Khách hàng</w:t>
+              <w:t>DO chờ điều phối</w:t>
+            </w:r>
+          </w:p>
+        </w:tc>
+        <w:tc>
+          <w:tcPr>
+            <w:tcW w:type="dxa" w:w="4873"/>
+          </w:tcPr>
+          <w:p>
+            <w:pPr>
+              <w:spacing w:after="40"/>
+            </w:pPr>
+            <w:r>
+              <w:rPr>
+                <w:rFonts w:ascii="Calibri" w:hAnsi="Calibri" w:cs="Calibri" w:eastAsia="Calibri"/>
+                <w:b w:val="0"/>
+                <w:sz w:val="19"/>
+                <w:szCs w:val="19"/>
+              </w:rPr>
+              <w:t>22</w:t>
+            </w:r>
+          </w:p>
+        </w:tc>
+      </w:tr>
+      <w:tr>
+        <w:tc>
+          <w:tcPr>
+            <w:tcW w:type="dxa" w:w="4873"/>
+          </w:tcPr>
+          <w:p>
+            <w:pPr>
+              <w:spacing w:after="40"/>
+            </w:pPr>
+            <w:r>
+              <w:rPr>
+                <w:rFonts w:ascii="Calibri" w:hAnsi="Calibri" w:cs="Calibri" w:eastAsia="Calibri"/>
+                <w:b w:val="0"/>
+                <w:sz w:val="19"/>
+                <w:szCs w:val="19"/>
+              </w:rPr>
+              <w:t>DO đang vận chuyển</w:t>
             </w:r>
           </w:p>
         </w:tc>
@@ -6104,246 +6161,6 @@
                 <w:sz w:val="19"/>
                 <w:szCs w:val="19"/>
               </w:rPr>
-              <w:t>Tuyến đường</w:t>
-            </w:r>
-          </w:p>
-        </w:tc>
-        <w:tc>
-          <w:tcPr>
-            <w:tcW w:type="dxa" w:w="4873"/>
-          </w:tcPr>
-          <w:p>
-            <w:pPr>
-              <w:spacing w:after="40"/>
-            </w:pPr>
-            <w:r>
-              <w:rPr>
-                <w:rFonts w:ascii="Calibri" w:hAnsi="Calibri" w:cs="Calibri" w:eastAsia="Calibri"/>
-                <w:b w:val="0"/>
-                <w:sz w:val="19"/>
-                <w:szCs w:val="19"/>
-              </w:rPr>
-              <w:t>8</w:t>
-            </w:r>
-          </w:p>
-        </w:tc>
-      </w:tr>
-      <w:tr>
-        <w:tc>
-          <w:tcPr>
-            <w:tcW w:type="dxa" w:w="4873"/>
-          </w:tcPr>
-          <w:p>
-            <w:pPr>
-              <w:spacing w:after="40"/>
-            </w:pPr>
-            <w:r>
-              <w:rPr>
-                <w:rFonts w:ascii="Calibri" w:hAnsi="Calibri" w:cs="Calibri" w:eastAsia="Calibri"/>
-                <w:b w:val="0"/>
-                <w:sz w:val="19"/>
-                <w:szCs w:val="19"/>
-              </w:rPr>
-              <w:t>Xe</w:t>
-            </w:r>
-          </w:p>
-        </w:tc>
-        <w:tc>
-          <w:tcPr>
-            <w:tcW w:type="dxa" w:w="4873"/>
-          </w:tcPr>
-          <w:p>
-            <w:pPr>
-              <w:spacing w:after="40"/>
-            </w:pPr>
-            <w:r>
-              <w:rPr>
-                <w:rFonts w:ascii="Calibri" w:hAnsi="Calibri" w:cs="Calibri" w:eastAsia="Calibri"/>
-                <w:b w:val="0"/>
-                <w:sz w:val="19"/>
-                <w:szCs w:val="19"/>
-              </w:rPr>
-              <w:t>12</w:t>
-            </w:r>
-          </w:p>
-        </w:tc>
-      </w:tr>
-      <w:tr>
-        <w:tc>
-          <w:tcPr>
-            <w:tcW w:type="dxa" w:w="4873"/>
-          </w:tcPr>
-          <w:p>
-            <w:pPr>
-              <w:spacing w:after="40"/>
-            </w:pPr>
-            <w:r>
-              <w:rPr>
-                <w:rFonts w:ascii="Calibri" w:hAnsi="Calibri" w:cs="Calibri" w:eastAsia="Calibri"/>
-                <w:b w:val="0"/>
-                <w:sz w:val="19"/>
-                <w:szCs w:val="19"/>
-              </w:rPr>
-              <w:t>Tài xế</w:t>
-            </w:r>
-          </w:p>
-        </w:tc>
-        <w:tc>
-          <w:tcPr>
-            <w:tcW w:type="dxa" w:w="4873"/>
-          </w:tcPr>
-          <w:p>
-            <w:pPr>
-              <w:spacing w:after="40"/>
-            </w:pPr>
-            <w:r>
-              <w:rPr>
-                <w:rFonts w:ascii="Calibri" w:hAnsi="Calibri" w:cs="Calibri" w:eastAsia="Calibri"/>
-                <w:b w:val="0"/>
-                <w:sz w:val="19"/>
-                <w:szCs w:val="19"/>
-              </w:rPr>
-              <w:t>16</w:t>
-            </w:r>
-          </w:p>
-        </w:tc>
-      </w:tr>
-      <w:tr>
-        <w:tc>
-          <w:tcPr>
-            <w:tcW w:type="dxa" w:w="4873"/>
-          </w:tcPr>
-          <w:p>
-            <w:pPr>
-              <w:spacing w:after="40"/>
-            </w:pPr>
-            <w:r>
-              <w:rPr>
-                <w:rFonts w:ascii="Calibri" w:hAnsi="Calibri" w:cs="Calibri" w:eastAsia="Calibri"/>
-                <w:b w:val="0"/>
-                <w:sz w:val="19"/>
-                <w:szCs w:val="19"/>
-              </w:rPr>
-              <w:t>Loại phương tiện</w:t>
-            </w:r>
-          </w:p>
-        </w:tc>
-        <w:tc>
-          <w:tcPr>
-            <w:tcW w:type="dxa" w:w="4873"/>
-          </w:tcPr>
-          <w:p>
-            <w:pPr>
-              <w:spacing w:after="40"/>
-            </w:pPr>
-            <w:r>
-              <w:rPr>
-                <w:rFonts w:ascii="Calibri" w:hAnsi="Calibri" w:cs="Calibri" w:eastAsia="Calibri"/>
-                <w:b w:val="0"/>
-                <w:sz w:val="19"/>
-                <w:szCs w:val="19"/>
-              </w:rPr>
-              <w:t>6</w:t>
-            </w:r>
-          </w:p>
-        </w:tc>
-      </w:tr>
-      <w:tr>
-        <w:tc>
-          <w:tcPr>
-            <w:tcW w:type="dxa" w:w="4873"/>
-          </w:tcPr>
-          <w:p>
-            <w:pPr>
-              <w:spacing w:after="40"/>
-            </w:pPr>
-            <w:r>
-              <w:rPr>
-                <w:rFonts w:ascii="Calibri" w:hAnsi="Calibri" w:cs="Calibri" w:eastAsia="Calibri"/>
-                <w:b w:val="0"/>
-                <w:sz w:val="19"/>
-                <w:szCs w:val="19"/>
-              </w:rPr>
-              <w:t>Tiền tệ</w:t>
-            </w:r>
-          </w:p>
-        </w:tc>
-        <w:tc>
-          <w:tcPr>
-            <w:tcW w:type="dxa" w:w="4873"/>
-          </w:tcPr>
-          <w:p>
-            <w:pPr>
-              <w:spacing w:after="40"/>
-            </w:pPr>
-            <w:r>
-              <w:rPr>
-                <w:rFonts w:ascii="Calibri" w:hAnsi="Calibri" w:cs="Calibri" w:eastAsia="Calibri"/>
-                <w:b w:val="0"/>
-                <w:sz w:val="19"/>
-                <w:szCs w:val="19"/>
-              </w:rPr>
-              <w:t>4 (VNĐ, USD 26.173,5, THB 710, LAK 1,18)</w:t>
-            </w:r>
-          </w:p>
-        </w:tc>
-      </w:tr>
-      <w:tr>
-        <w:tc>
-          <w:tcPr>
-            <w:tcW w:type="dxa" w:w="4873"/>
-          </w:tcPr>
-          <w:p>
-            <w:pPr>
-              <w:spacing w:after="40"/>
-            </w:pPr>
-            <w:r>
-              <w:rPr>
-                <w:rFonts w:ascii="Calibri" w:hAnsi="Calibri" w:cs="Calibri" w:eastAsia="Calibri"/>
-                <w:b w:val="0"/>
-                <w:sz w:val="19"/>
-                <w:szCs w:val="19"/>
-              </w:rPr>
-              <w:t>DO đang vận chuyển</w:t>
-            </w:r>
-          </w:p>
-        </w:tc>
-        <w:tc>
-          <w:tcPr>
-            <w:tcW w:type="dxa" w:w="4873"/>
-          </w:tcPr>
-          <w:p>
-            <w:pPr>
-              <w:spacing w:after="40"/>
-            </w:pPr>
-            <w:r>
-              <w:rPr>
-                <w:rFonts w:ascii="Calibri" w:hAnsi="Calibri" w:cs="Calibri" w:eastAsia="Calibri"/>
-                <w:b w:val="0"/>
-                <w:sz w:val="19"/>
-                <w:szCs w:val="19"/>
-              </w:rPr>
-              <w:t>11</w:t>
-            </w:r>
-          </w:p>
-        </w:tc>
-      </w:tr>
-      <w:tr>
-        <w:tc>
-          <w:tcPr>
-            <w:tcW w:type="dxa" w:w="4873"/>
-          </w:tcPr>
-          <w:p>
-            <w:pPr>
-              <w:spacing w:after="40"/>
-            </w:pPr>
-            <w:r>
-              <w:rPr>
-                <w:rFonts w:ascii="Calibri" w:hAnsi="Calibri" w:cs="Calibri" w:eastAsia="Calibri"/>
-                <w:b w:val="0"/>
-                <w:sz w:val="19"/>
-                <w:szCs w:val="19"/>
-              </w:rPr>
               <w:t>DO đã hoàn tất</w:t>
             </w:r>
           </w:p>
@@ -6363,47 +6180,7 @@
                 <w:sz w:val="19"/>
                 <w:szCs w:val="19"/>
               </w:rPr>
-              <w:t>21</w:t>
-            </w:r>
-          </w:p>
-        </w:tc>
-      </w:tr>
-      <w:tr>
-        <w:tc>
-          <w:tcPr>
-            <w:tcW w:type="dxa" w:w="4873"/>
-          </w:tcPr>
-          <w:p>
-            <w:pPr>
-              <w:spacing w:after="40"/>
-            </w:pPr>
-            <w:r>
-              <w:rPr>
-                <w:rFonts w:ascii="Calibri" w:hAnsi="Calibri" w:cs="Calibri" w:eastAsia="Calibri"/>
-                <w:b w:val="0"/>
-                <w:sz w:val="19"/>
-                <w:szCs w:val="19"/>
-              </w:rPr>
-              <w:t>DO chờ điều phối</w:t>
-            </w:r>
-          </w:p>
-        </w:tc>
-        <w:tc>
-          <w:tcPr>
-            <w:tcW w:type="dxa" w:w="4873"/>
-          </w:tcPr>
-          <w:p>
-            <w:pPr>
-              <w:spacing w:after="40"/>
-            </w:pPr>
-            <w:r>
-              <w:rPr>
-                <w:rFonts w:ascii="Calibri" w:hAnsi="Calibri" w:cs="Calibri" w:eastAsia="Calibri"/>
-                <w:b w:val="0"/>
-                <w:sz w:val="19"/>
-                <w:szCs w:val="19"/>
-              </w:rPr>
-              <w:t>13</w:t>
+              <w:t>23</w:t>
             </w:r>
           </w:p>
         </w:tc>
@@ -6443,7 +6220,7 @@
                 <w:sz w:val="19"/>
                 <w:szCs w:val="19"/>
               </w:rPr>
-              <w:t>2 — DO-2026-0026-DO01/DO02, khách Samsung Electronics HCMC CE</w:t>
+              <w:t>3</w:t>
             </w:r>
           </w:p>
         </w:tc>
@@ -6544,7 +6321,7 @@
                 <w:sz w:val="19"/>
                 <w:szCs w:val="19"/>
               </w:rPr>
-              <w:t>Sự cố đang mở</w:t>
+              <w:t>Chuyến đang chạy</w:t>
             </w:r>
           </w:p>
         </w:tc>
@@ -6563,7 +6340,7 @@
                 <w:sz w:val="19"/>
                 <w:szCs w:val="19"/>
               </w:rPr>
-              <w:t>5 (1 High hàng hư hỏng, 1 High hỏng hóc, 2 Medium, 1 Low)</w:t>
+              <w:t>20 dòng / 16 xe · 6 chờ ký POD · 7 trễ hạn</w:t>
             </w:r>
           </w:p>
         </w:tc>
@@ -6584,7 +6361,7 @@
                 <w:sz w:val="19"/>
                 <w:szCs w:val="19"/>
               </w:rPr>
-              <w:t>Chuyến đang chạy</w:t>
+              <w:t>Sự cố đang mở</w:t>
             </w:r>
           </w:p>
         </w:tc>
@@ -6603,7 +6380,7 @@
                 <w:sz w:val="19"/>
                 <w:szCs w:val="19"/>
               </w:rPr>
-              <w:t>16 dòng / 12 xe · 5 chờ ký POD · 0 trễ hạn</w:t>
+              <w:t>5</w:t>
             </w:r>
           </w:p>
         </w:tc>
@@ -6624,7 +6401,7 @@
                 <w:sz w:val="19"/>
                 <w:szCs w:val="19"/>
               </w:rPr>
-              <w:t>Báo giá đang mở</w:t>
+              <w:t>Tiền tệ</w:t>
             </w:r>
           </w:p>
         </w:tc>
@@ -6643,7 +6420,7 @@
                 <w:sz w:val="19"/>
                 <w:szCs w:val="19"/>
               </w:rPr>
-              <w:t>56 · chờ khách 9 · biên dưới ngưỡng 4 · ngưỡng biên 15%</w:t>
+              <w:t>VND 1.0 · THB 710.0 · LAK 1.18 · USD 26173.5</w:t>
             </w:r>
           </w:p>
         </w:tc>
@@ -6664,7 +6441,7 @@
                 <w:sz w:val="19"/>
                 <w:szCs w:val="19"/>
               </w:rPr>
-              <w:t>Tỉ lệ chốt 30 ngày</w:t>
+              <w:t>Xe rảnh / đang chạy / tổng</w:t>
             </w:r>
           </w:p>
         </w:tc>
@@ -6683,7 +6460,7 @@
                 <w:sz w:val="19"/>
                 <w:szCs w:val="19"/>
               </w:rPr>
-              <w:t>91,3%</w:t>
+              <w:t>7 / 16 / 23 · 3 giấy tờ sắp hết hạn · 0 đã hết hạn</w:t>
             </w:r>
           </w:p>
         </w:tc>
@@ -6704,7 +6481,7 @@
                 <w:sz w:val="19"/>
                 <w:szCs w:val="19"/>
               </w:rPr>
-              <w:t>Cơ hội đang mở</w:t>
+              <w:t>Tài xế rảnh / đang chạy / tổng</w:t>
             </w:r>
           </w:p>
         </w:tc>
@@ -6723,127 +6500,7 @@
                 <w:sz w:val="19"/>
                 <w:szCs w:val="19"/>
               </w:rPr>
-              <w:t>19 (mới 5, đã báo giá 14) · thắng 42 · mất 4</w:t>
-            </w:r>
-          </w:p>
-        </w:tc>
-      </w:tr>
-      <w:tr>
-        <w:tc>
-          <w:tcPr>
-            <w:tcW w:type="dxa" w:w="4873"/>
-          </w:tcPr>
-          <w:p>
-            <w:pPr>
-              <w:spacing w:after="40"/>
-            </w:pPr>
-            <w:r>
-              <w:rPr>
-                <w:rFonts w:ascii="Calibri" w:hAnsi="Calibri" w:cs="Calibri" w:eastAsia="Calibri"/>
-                <w:b w:val="0"/>
-                <w:sz w:val="19"/>
-                <w:szCs w:val="19"/>
-              </w:rPr>
-              <w:t>Xe rảnh / đang chạy</w:t>
-            </w:r>
-          </w:p>
-        </w:tc>
-        <w:tc>
-          <w:tcPr>
-            <w:tcW w:type="dxa" w:w="4873"/>
-          </w:tcPr>
-          <w:p>
-            <w:pPr>
-              <w:spacing w:after="40"/>
-            </w:pPr>
-            <w:r>
-              <w:rPr>
-                <w:rFonts w:ascii="Calibri" w:hAnsi="Calibri" w:cs="Calibri" w:eastAsia="Calibri"/>
-                <w:b w:val="0"/>
-                <w:sz w:val="19"/>
-                <w:szCs w:val="19"/>
-              </w:rPr>
-              <w:t>0 / 12 · 3 giấy tờ sắp hết hạn · 0 hết hạn</w:t>
-            </w:r>
-          </w:p>
-        </w:tc>
-      </w:tr>
-      <w:tr>
-        <w:tc>
-          <w:tcPr>
-            <w:tcW w:type="dxa" w:w="4873"/>
-          </w:tcPr>
-          <w:p>
-            <w:pPr>
-              <w:spacing w:after="40"/>
-            </w:pPr>
-            <w:r>
-              <w:rPr>
-                <w:rFonts w:ascii="Calibri" w:hAnsi="Calibri" w:cs="Calibri" w:eastAsia="Calibri"/>
-                <w:b w:val="0"/>
-                <w:sz w:val="19"/>
-                <w:szCs w:val="19"/>
-              </w:rPr>
-              <w:t>Tài xế rảnh / đang chạy</w:t>
-            </w:r>
-          </w:p>
-        </w:tc>
-        <w:tc>
-          <w:tcPr>
-            <w:tcW w:type="dxa" w:w="4873"/>
-          </w:tcPr>
-          <w:p>
-            <w:pPr>
-              <w:spacing w:after="40"/>
-            </w:pPr>
-            <w:r>
-              <w:rPr>
-                <w:rFonts w:ascii="Calibri" w:hAnsi="Calibri" w:cs="Calibri" w:eastAsia="Calibri"/>
-                <w:b w:val="0"/>
-                <w:sz w:val="19"/>
-                <w:szCs w:val="19"/>
-              </w:rPr>
-              <w:t>4 / 12 · 1 bằng lái sắp hết hạn (DEMO-DRV-001, 25/09)</w:t>
-            </w:r>
-          </w:p>
-        </w:tc>
-      </w:tr>
-      <w:tr>
-        <w:tc>
-          <w:tcPr>
-            <w:tcW w:type="dxa" w:w="4873"/>
-          </w:tcPr>
-          <w:p>
-            <w:pPr>
-              <w:spacing w:after="40"/>
-            </w:pPr>
-            <w:r>
-              <w:rPr>
-                <w:rFonts w:ascii="Calibri" w:hAnsi="Calibri" w:cs="Calibri" w:eastAsia="Calibri"/>
-                <w:b w:val="0"/>
-                <w:sz w:val="19"/>
-                <w:szCs w:val="19"/>
-              </w:rPr>
-              <w:t>Bộ dữ liệu demo tài xế</w:t>
-            </w:r>
-          </w:p>
-        </w:tc>
-        <w:tc>
-          <w:tcPr>
-            <w:tcW w:type="dxa" w:w="4873"/>
-          </w:tcPr>
-          <w:p>
-            <w:pPr>
-              <w:spacing w:after="40"/>
-            </w:pPr>
-            <w:r>
-              <w:rPr>
-                <w:rFonts w:ascii="Calibri" w:hAnsi="Calibri" w:cs="Calibri" w:eastAsia="Calibri"/>
-                <w:b w:val="0"/>
-                <w:sz w:val="19"/>
-                <w:szCs w:val="19"/>
-              </w:rPr>
-              <w:t>Somsak Phommachanh (DEMO-DRV-015) · xe DEMO-61H-888.02 · chuyến TRIP-TAIXE-DEMO-01 chở DO-2026-0050-DO01 (Vinamilk) và DO-2026-0051-DO01 (Acecook), mỗi lệnh 1.406.000 VNĐ</w:t>
+              <w:t>9 / 16 / 25 · 1 bằng lái sắp hết hạn · 0 đã hết hạn</w:t>
             </w:r>
           </w:p>
         </w:tc>
